--- a/a7/build/out/u4/A7 4.05 Evaluating Expressions with Radicals - Lesson Plan.docx
+++ b/a7/build/out/u4/A7 4.05 Evaluating Expressions with Radicals - Lesson Plan.docx
@@ -1585,7 +1585,7 @@
                 <w:color w:val="1A1A1A"/>
                 <w:sz w:val="19"/>
               </w:rPr>
-              <w:t>Post the target; say the 'today' line and nothing else yet.</w:t>
+              <w:t>Post the target; say the one line the Teacher's Edition gives for it, and nothing else yet.</w:t>
             </w:r>
           </w:p>
         </w:tc>

--- a/a7/build/out/u4/A7 4.05 Evaluating Expressions with Radicals - Lesson Plan.docx
+++ b/a7/build/out/u4/A7 4.05 Evaluating Expressions with Radicals - Lesson Plan.docx
@@ -1135,7 +1135,7 @@
                 <w:color w:val="1A1A1A"/>
                 <w:sz w:val="20"/>
               </w:rPr>
-              <w:t>Board 5 — when the room splits between 5 and 7 on √(9 + 16), the sixty-second re-vote before the reveal.</w:t>
+              <w:t>Board 5 — when the room splits between 13 and 17 on √(25 + 144), the sixty-second re-vote before the reveal.</w:t>
             </w:r>
           </w:p>
         </w:tc>
@@ -4209,7 +4209,7 @@
                 <w:color w:val="1A1A1A"/>
                 <w:sz w:val="18"/>
               </w:rPr>
-              <w:t>√(9 + 16). Which is the value?</w:t>
+              <w:t>√(25 + 144). Which is the value?</w:t>
             </w:r>
           </w:p>
         </w:tc>
@@ -4240,7 +4240,7 @@
                 <w:color w:val="9E1B32"/>
                 <w:sz w:val="18"/>
               </w:rPr>
-              <w:t>D — 5</w:t>
+              <w:t>D — 13</w:t>
             </w:r>
           </w:p>
         </w:tc>
@@ -4271,7 +4271,7 @@
                 <w:color w:val="1A1A1A"/>
                 <w:sz w:val="18"/>
               </w:rPr>
-              <w:t>(A) the root of each piece was taken and the results added, 3 + 4 [8.NSO.1.7: the bar groups, so the radicand is 25]; (B) the sum was found and the root was never taken [8.NSO.1.7]; (C) the radicand was halved instead of rooted [Unit 2, 2.02: a root is not a half]</w:t>
+              <w:t>(A) the root of each piece was taken and the results added, 5 + 12 [8.NSO.1.7: the bar groups, so the radicand is 169]; (B) the sum was found and the root was never taken [8.NSO.1.7]; (C) the radicand was halved instead of rooted [Unit 2, 2.02: a root is not a half]</w:t>
             </w:r>
           </w:p>
         </w:tc>
@@ -4338,7 +4338,7 @@
                 <w:color w:val="1A1A1A"/>
                 <w:sz w:val="18"/>
               </w:rPr>
-              <w:t>The cube root of −64. Which is the value?</w:t>
+              <w:t>The cube root of −1/64. Which is the value?</w:t>
             </w:r>
           </w:p>
         </w:tc>
@@ -4369,7 +4369,7 @@
                 <w:color w:val="9E1B32"/>
                 <w:sz w:val="18"/>
               </w:rPr>
-              <w:t>A — −4</w:t>
+              <w:t>A — −1/4</w:t>
             </w:r>
           </w:p>
         </w:tc>
@@ -4400,7 +4400,7 @@
                 <w:color w:val="1A1A1A"/>
                 <w:sz w:val="18"/>
               </w:rPr>
-              <w:t>(B) the square-root rule for negatives was applied to a cube root [B1G-M 8.NSO.1.7 misconception]; (C) the square root of 64 was taken and the sign kept [B1G-M 8.NSO.1.7 misconception: confusing square roots with cube roots]; (D) the sign was dropped [8.NSO.1.7: an odd root keeps the sign of its radicand]</w:t>
+              <w:t>(B) the square-root rule for negatives was applied to a cube root [B1G-M 8.NSO.1.7 misconception]; (C) the square root of 1/64 was taken and the sign kept [B1G-M 8.NSO.1.7 misconception: confusing square roots with cube roots]; (D) the sign was dropped [8.NSO.1.7: an odd root keeps the sign of its radicand]</w:t>
             </w:r>
           </w:p>
         </w:tc>
@@ -4463,7 +4463,7 @@
             <w:r>
               <w:drawing>
                 <wp:inline xmlns:a="http://schemas.openxmlformats.org/drawingml/2006/main" xmlns:pic="http://schemas.openxmlformats.org/drawingml/2006/picture">
-                  <wp:extent cx="713232" cy="265176"/>
+                  <wp:extent cx="713232" cy="268224"/>
                   <wp:docPr id="4" name="Picture 4"/>
                   <wp:cNvGraphicFramePr>
                     <a:graphicFrameLocks noChangeAspect="1"/>
@@ -4472,7 +4472,7 @@
                     <a:graphicData uri="http://schemas.openxmlformats.org/drawingml/2006/picture">
                       <pic:pic>
                         <pic:nvPicPr>
-                          <pic:cNvPr id="0" name="67d14a130672d640.png"/>
+                          <pic:cNvPr id="0" name="4be8c05097fa08a4.png"/>
                           <pic:cNvPicPr/>
                         </pic:nvPicPr>
                         <pic:blipFill>
@@ -4484,7 +4484,7 @@
                         <pic:spPr>
                           <a:xfrm>
                             <a:off x="0" y="0"/>
-                            <a:ext cx="713232" cy="265176"/>
+                            <a:ext cx="713232" cy="268224"/>
                           </a:xfrm>
                           <a:prstGeom prst="rect"/>
                         </pic:spPr>
@@ -4523,7 +4523,7 @@
                 <w:color w:val="9E1B32"/>
                 <w:sz w:val="18"/>
               </w:rPr>
-              <w:t>2/3</w:t>
+              <w:t>4/3</w:t>
             </w:r>
           </w:p>
         </w:tc>
@@ -4554,7 +4554,7 @@
                 <w:color w:val="1A1A1A"/>
                 <w:sz w:val="18"/>
               </w:rPr>
-              <w:t>2/36 — the roots were never taken, then 1/9 + 1/27 was added top-and-bottom [two errors: the roots, then Grade 5 fraction addition]; 1/3 — only one of the two radicals was evaluated</w:t>
+              <w:t>12/36 — the roots were never taken, then 4/9 + 8/27 was added top-and-bottom [two errors: the roots, then Grade 5 fraction addition]; 2/3 — only one of the two radicals was evaluated</w:t>
             </w:r>
           </w:p>
         </w:tc>
@@ -4617,7 +4617,7 @@
             <w:r>
               <w:drawing>
                 <wp:inline xmlns:a="http://schemas.openxmlformats.org/drawingml/2006/main" xmlns:pic="http://schemas.openxmlformats.org/drawingml/2006/picture">
-                  <wp:extent cx="960120" cy="204216"/>
+                  <wp:extent cx="1042415" cy="204216"/>
                   <wp:docPr id="5" name="Picture 5"/>
                   <wp:cNvGraphicFramePr>
                     <a:graphicFrameLocks noChangeAspect="1"/>
@@ -4626,7 +4626,7 @@
                     <a:graphicData uri="http://schemas.openxmlformats.org/drawingml/2006/picture">
                       <pic:pic>
                         <pic:nvPicPr>
-                          <pic:cNvPr id="0" name="085150addf583028.png"/>
+                          <pic:cNvPr id="0" name="53753c23d3956ab4.png"/>
                           <pic:cNvPicPr/>
                         </pic:nvPicPr>
                         <pic:blipFill>
@@ -4638,7 +4638,7 @@
                         <pic:spPr>
                           <a:xfrm>
                             <a:off x="0" y="0"/>
-                            <a:ext cx="960120" cy="204216"/>
+                            <a:ext cx="1042415" cy="204216"/>
                           </a:xfrm>
                           <a:prstGeom prst="rect"/>
                         </pic:spPr>
@@ -4677,7 +4677,7 @@
                 <w:color w:val="9E1B32"/>
                 <w:sz w:val="18"/>
               </w:rPr>
-              <w:t>1/25</w:t>
+              <w:t>1/100</w:t>
             </w:r>
           </w:p>
         </w:tc>
@@ -4708,7 +4708,7 @@
                 <w:color w:val="1A1A1A"/>
                 <w:sz w:val="18"/>
               </w:rPr>
-              <w:t>625 — 5</w:t>
+              <w:t>10,000 — 10</w:t>
             </w:r>
             <w:r>
               <w:rPr>
@@ -4727,7 +4727,7 @@
                 <w:color w:val="1A1A1A"/>
                 <w:sz w:val="18"/>
               </w:rPr>
-              <w:t xml:space="preserve"> read as 5</w:t>
+              <w:t xml:space="preserve"> read as 10</w:t>
             </w:r>
             <w:r>
               <w:rPr>
@@ -4746,7 +4746,7 @@
                 <w:color w:val="1A1A1A"/>
                 <w:sz w:val="18"/>
               </w:rPr>
-              <w:t xml:space="preserve"> [8.NSO.1.3: a negative exponent is a reciprocal]; −1/25 — the exponent's sign made the value's sign [B1G-M 8.NSO.1.3 task: −b vs b</w:t>
+              <w:t xml:space="preserve"> [8.NSO.1.3: a negative exponent is a reciprocal]; −1/100 — the exponent's sign made the value's sign [B1G-M 8.NSO.1.3 task: −b vs b</w:t>
             </w:r>
             <w:r>
               <w:rPr>

--- a/a7/build/out/u4/A7 4.05 Evaluating Expressions with Radicals - Lesson Plan.docx
+++ b/a7/build/out/u4/A7 4.05 Evaluating Expressions with Radicals - Lesson Plan.docx
@@ -1683,7 +1683,7 @@
                 <w:color w:val="1A1A1A"/>
                 <w:sz w:val="19"/>
               </w:rPr>
-              <w:t>5</w:t>
+              <w:t>6</w:t>
             </w:r>
           </w:p>
         </w:tc>
@@ -1714,7 +1714,7 @@
                 <w:color w:val="1A1A1A"/>
                 <w:sz w:val="19"/>
               </w:rPr>
-              <w:t>Two minutes silent, then reveal. One sentence of reteach per question at most.</w:t>
+              <w:t>Two minutes silent, then reveal. One sentence of reteach per question at most. Then the new words, read once.</w:t>
             </w:r>
           </w:p>
         </w:tc>
@@ -1745,7 +1745,7 @@
                 <w:color w:val="1A1A1A"/>
                 <w:sz w:val="19"/>
               </w:rPr>
-              <w:t>Four retrieval questions, alone, no notes.</w:t>
+              <w:t>Four retrieval questions, alone, no notes. Then copy the new words.</w:t>
             </w:r>
           </w:p>
         </w:tc>
@@ -2457,7 +2457,7 @@
                 <w:color w:val="1A1A1A"/>
                 <w:sz w:val="19"/>
               </w:rPr>
-              <w:t>12</w:t>
+              <w:t>11</w:t>
             </w:r>
           </w:p>
         </w:tc>
@@ -3018,7 +3018,7 @@
                 <w:color w:val="1A1A1A"/>
                 <w:sz w:val="21"/>
               </w:rPr>
-              <w:t xml:space="preserve">  The nine-question whiteboard round (12 minutes) and then the six-question independent set, silent and written.</w:t>
+              <w:t xml:space="preserve">  The nine-question whiteboard round (11 minutes) and then the six-question independent set, silent and written.</w:t>
             </w:r>
           </w:p>
         </w:tc>

--- a/a7/build/out/u4/A7 4.05 Evaluating Expressions with Radicals - Lesson Plan.docx
+++ b/a7/build/out/u4/A7 4.05 Evaluating Expressions with Radicals - Lesson Plan.docx
@@ -1843,7 +1843,7 @@
                 <w:color w:val="1A1A1A"/>
                 <w:sz w:val="19"/>
               </w:rPr>
-              <w:t>Teach from the front. Expand once per law; say the OFF line out loud.</w:t>
+              <w:t>Teach from the front; say the OFF line out loud.</w:t>
             </w:r>
           </w:p>
         </w:tc>

--- a/a7/build/out/u4/A7 4.05 Evaluating Expressions with Radicals - Lesson Plan.docx
+++ b/a7/build/out/u4/A7 4.05 Evaluating Expressions with Radicals - Lesson Plan.docx
@@ -1714,7 +1714,7 @@
                 <w:color w:val="1A1A1A"/>
                 <w:sz w:val="19"/>
               </w:rPr>
-              <w:t>Two minutes silent, then reveal. One sentence of reteach per question at most. Then the new words, read once.</w:t>
+              <w:t>Silent, then reveal. One sentence of reteach per question at most. Then the new words, read once.</w:t>
             </w:r>
           </w:p>
         </w:tc>
@@ -1843,7 +1843,7 @@
                 <w:color w:val="1A1A1A"/>
                 <w:sz w:val="19"/>
               </w:rPr>
-              <w:t>Teach from the front; say the OFF line out loud.</w:t>
+              <w:t>Teach from the front; say the off-slide sentence out loud.</w:t>
             </w:r>
           </w:p>
         </w:tc>
@@ -2777,7 +2777,7 @@
                 <w:color w:val="1A1A1A"/>
                 <w:sz w:val="19"/>
               </w:rPr>
-              <w:t>Start the skills; finish tonight.</w:t>
+              <w:t>Start the skills; this skill continues tomorrow: one assignment, due at the start of the class after 4.06.</w:t>
             </w:r>
           </w:p>
         </w:tc>
@@ -2972,7 +2972,7 @@
                 <w:color w:val="1A1A1A"/>
                 <w:sz w:val="21"/>
               </w:rPr>
-              <w:t xml:space="preserve">  The Notes slides and the worked half of each Example: the teacher writes, the class copies, and the OFF line is said out loud rather than printed.</w:t>
+              <w:t xml:space="preserve">  The Notes slides and the worked half of each Example: the teacher writes, the class copies, and the off-slide sentence is said out loud rather than printed.</w:t>
             </w:r>
           </w:p>
           <w:p>
